--- a/lab-02/amitai_modularization_design_lab_01.docx
+++ b/lab-02/amitai_modularization_design_lab_01.docx
@@ -4,16 +4,16 @@
   <w:body>
     <w:p>
       <w:r>
-        <w:t>Step 1Structure Chart</w:t>
+        <w:t>Step 1: Structure Chart</w:t>
       </w:r>
     </w:p>
     <w:p>
       <w:r>
         <w:drawing>
-          <wp:inline distT="0" distB="0" distL="0" distR="0" wp14:anchorId="192B8B27" wp14:editId="21AC6819">
-            <wp:extent cx="5943600" cy="2939415"/>
-            <wp:effectExtent l="0" t="0" r="0" b="0"/>
-            <wp:docPr id="630705627" name="Picture 2"/>
+          <wp:inline distT="0" distB="0" distL="0" distR="0" wp14:anchorId="65419C27" wp14:editId="26D94EA7">
+            <wp:extent cx="5943600" cy="2639695"/>
+            <wp:effectExtent l="0" t="0" r="0" b="8255"/>
+            <wp:docPr id="722177601" name="Picture 4"/>
             <wp:cNvGraphicFramePr>
               <a:graphicFrameLocks xmlns:a="http://schemas.openxmlformats.org/drawingml/2006/main" noChangeAspect="1"/>
             </wp:cNvGraphicFramePr>
@@ -21,7 +21,7 @@
               <a:graphicData uri="http://schemas.openxmlformats.org/drawingml/2006/picture">
                 <pic:pic xmlns:pic="http://schemas.openxmlformats.org/drawingml/2006/picture">
                   <pic:nvPicPr>
-                    <pic:cNvPr id="0" name="Picture 6"/>
+                    <pic:cNvPr id="0" name="Picture 13"/>
                     <pic:cNvPicPr>
                       <a:picLocks noChangeAspect="1" noChangeArrowheads="1"/>
                     </pic:cNvPicPr>
@@ -42,7 +42,7 @@
                   <pic:spPr bwMode="auto">
                     <a:xfrm>
                       <a:off x="0" y="0"/>
-                      <a:ext cx="5943600" cy="2939415"/>
+                      <a:ext cx="5943600" cy="2639695"/>
                     </a:xfrm>
                     <a:prstGeom prst="rect">
                       <a:avLst/>
@@ -59,9 +59,490 @@
         </w:drawing>
       </w:r>
     </w:p>
-    <w:p>
-      <w:r>
-        <w:t>Step 2: Function Pseudocode</w:t>
+    <w:p/>
+    <w:p>
+      <w:r>
+        <w:t>Step 2:</w:t>
+      </w:r>
+      <w:r>
+        <w:t xml:space="preserve"> </w:t>
+      </w:r>
+      <w:r>
+        <w:t>Function Pseudocode</w:t>
+      </w:r>
+    </w:p>
+    <w:p>
+      <w:pPr>
+        <w:spacing w:line="240" w:lineRule="auto"/>
+        <w:rPr>
+          <w:rFonts w:ascii="Consolas" w:hAnsi="Consolas" w:cs="Courier New"/>
+        </w:rPr>
+      </w:pPr>
+      <w:r>
+        <w:rPr>
+          <w:rFonts w:ascii="Consolas" w:hAnsi="Consolas" w:cs="Courier New"/>
+        </w:rPr>
+        <w:t>compute_offset(month, year)</w:t>
+      </w:r>
+    </w:p>
+    <w:p>
+      <w:pPr>
+        <w:spacing w:line="240" w:lineRule="auto"/>
+        <w:rPr>
+          <w:rFonts w:ascii="Consolas" w:hAnsi="Consolas" w:cs="Courier New"/>
+        </w:rPr>
+      </w:pPr>
+      <w:r>
+        <w:rPr>
+          <w:rFonts w:ascii="Consolas" w:hAnsi="Consolas" w:cs="Courier New"/>
+        </w:rPr>
+        <w:t xml:space="preserve">   </w:t>
+      </w:r>
+      <w:r>
+        <w:rPr>
+          <w:rFonts w:ascii="Consolas" w:hAnsi="Consolas" w:cs="Courier New"/>
+        </w:rPr>
+        <w:t>elapsed_days &lt;- 0</w:t>
+      </w:r>
+    </w:p>
+    <w:p>
+      <w:pPr>
+        <w:spacing w:line="240" w:lineRule="auto"/>
+        <w:rPr>
+          <w:rFonts w:ascii="Consolas" w:hAnsi="Consolas" w:cs="Courier New"/>
+        </w:rPr>
+      </w:pPr>
+      <w:r>
+        <w:rPr>
+          <w:rFonts w:ascii="Consolas" w:hAnsi="Consolas" w:cs="Courier New"/>
+        </w:rPr>
+        <w:t xml:space="preserve">  </w:t>
+      </w:r>
+      <w:r>
+        <w:rPr>
+          <w:rFonts w:ascii="Consolas" w:hAnsi="Consolas" w:cs="Courier New"/>
+        </w:rPr>
+        <w:t xml:space="preserve"> </w:t>
+      </w:r>
+      <w:r>
+        <w:rPr>
+          <w:rFonts w:ascii="Consolas" w:hAnsi="Consolas" w:cs="Courier New"/>
+        </w:rPr>
+        <w:t xml:space="preserve">FOR </w:t>
+      </w:r>
+      <w:r>
+        <w:rPr>
+          <w:rFonts w:ascii="Consolas" w:hAnsi="Consolas" w:cs="Courier New"/>
+        </w:rPr>
+        <w:t>current_year</w:t>
+      </w:r>
+      <w:r>
+        <w:rPr>
+          <w:rFonts w:ascii="Consolas" w:hAnsi="Consolas" w:cs="Courier New"/>
+        </w:rPr>
+        <w:t xml:space="preserve"> &lt;- </w:t>
+      </w:r>
+      <w:r>
+        <w:rPr>
+          <w:rFonts w:ascii="Consolas" w:hAnsi="Consolas" w:cs="Courier New"/>
+        </w:rPr>
+        <w:t>1753 … year – 1</w:t>
+      </w:r>
+    </w:p>
+    <w:p>
+      <w:pPr>
+        <w:spacing w:line="240" w:lineRule="auto"/>
+        <w:rPr>
+          <w:rFonts w:ascii="Consolas" w:hAnsi="Consolas" w:cs="Courier New"/>
+        </w:rPr>
+      </w:pPr>
+      <w:r>
+        <w:rPr>
+          <w:rFonts w:ascii="Consolas" w:hAnsi="Consolas" w:cs="Courier New"/>
+        </w:rPr>
+        <w:t xml:space="preserve">      IF is_leap_year(</w:t>
+      </w:r>
+      <w:r>
+        <w:rPr>
+          <w:rFonts w:ascii="Consolas" w:hAnsi="Consolas" w:cs="Courier New"/>
+        </w:rPr>
+        <w:t>current_</w:t>
+      </w:r>
+      <w:r>
+        <w:rPr>
+          <w:rFonts w:ascii="Consolas" w:hAnsi="Consolas" w:cs="Courier New"/>
+        </w:rPr>
+        <w:t>year)</w:t>
+      </w:r>
+    </w:p>
+    <w:p>
+      <w:pPr>
+        <w:spacing w:line="240" w:lineRule="auto"/>
+        <w:rPr>
+          <w:rFonts w:ascii="Consolas" w:hAnsi="Consolas" w:cs="Courier New"/>
+        </w:rPr>
+      </w:pPr>
+      <w:r>
+        <w:rPr>
+          <w:rFonts w:ascii="Consolas" w:hAnsi="Consolas" w:cs="Courier New"/>
+        </w:rPr>
+        <w:t xml:space="preserve">         elapsed_days </w:t>
+      </w:r>
+      <w:r>
+        <w:rPr>
+          <w:rFonts w:ascii="Consolas" w:hAnsi="Consolas" w:cs="Courier New"/>
+        </w:rPr>
+        <w:t>&lt;-</w:t>
+      </w:r>
+      <w:r>
+        <w:rPr>
+          <w:rFonts w:ascii="Consolas" w:hAnsi="Consolas" w:cs="Courier New"/>
+        </w:rPr>
+        <w:t xml:space="preserve"> elapsed_days + 366</w:t>
+      </w:r>
+    </w:p>
+    <w:p>
+      <w:pPr>
+        <w:spacing w:line="240" w:lineRule="auto"/>
+        <w:rPr>
+          <w:rFonts w:ascii="Consolas" w:hAnsi="Consolas" w:cs="Courier New"/>
+        </w:rPr>
+      </w:pPr>
+      <w:r>
+        <w:rPr>
+          <w:rFonts w:ascii="Consolas" w:hAnsi="Consolas" w:cs="Courier New"/>
+        </w:rPr>
+        <w:t xml:space="preserve">      ELSE</w:t>
+      </w:r>
+    </w:p>
+    <w:p>
+      <w:pPr>
+        <w:spacing w:line="240" w:lineRule="auto"/>
+        <w:rPr>
+          <w:rFonts w:ascii="Consolas" w:hAnsi="Consolas" w:cs="Courier New"/>
+        </w:rPr>
+      </w:pPr>
+      <w:r>
+        <w:rPr>
+          <w:rFonts w:ascii="Consolas" w:hAnsi="Consolas" w:cs="Courier New"/>
+        </w:rPr>
+        <w:t xml:space="preserve">         elapsed_days </w:t>
+      </w:r>
+      <w:r>
+        <w:rPr>
+          <w:rFonts w:ascii="Consolas" w:hAnsi="Consolas" w:cs="Courier New"/>
+        </w:rPr>
+        <w:t>&lt;-</w:t>
+      </w:r>
+      <w:r>
+        <w:rPr>
+          <w:rFonts w:ascii="Consolas" w:hAnsi="Consolas" w:cs="Courier New"/>
+        </w:rPr>
+        <w:t xml:space="preserve"> elapsed_days + 365</w:t>
+      </w:r>
+    </w:p>
+    <w:p>
+      <w:pPr>
+        <w:spacing w:line="240" w:lineRule="auto"/>
+        <w:rPr>
+          <w:rFonts w:ascii="Consolas" w:hAnsi="Consolas" w:cs="Courier New"/>
+        </w:rPr>
+      </w:pPr>
+      <w:r>
+        <w:rPr>
+          <w:rFonts w:ascii="Consolas" w:hAnsi="Consolas" w:cs="Courier New"/>
+        </w:rPr>
+        <w:t xml:space="preserve">   FOR current_month &lt;- </w:t>
+      </w:r>
+      <w:r>
+        <w:rPr>
+          <w:rFonts w:ascii="Consolas" w:hAnsi="Consolas" w:cs="Courier New"/>
+        </w:rPr>
+        <w:t>1</w:t>
+      </w:r>
+      <w:r>
+        <w:rPr>
+          <w:rFonts w:ascii="Consolas" w:hAnsi="Consolas" w:cs="Courier New"/>
+        </w:rPr>
+        <w:t xml:space="preserve"> … month</w:t>
+      </w:r>
+      <w:r>
+        <w:rPr>
+          <w:rFonts w:ascii="Consolas" w:hAnsi="Consolas" w:cs="Courier New"/>
+        </w:rPr>
+        <w:t xml:space="preserve"> - 1</w:t>
+      </w:r>
+    </w:p>
+    <w:p>
+      <w:pPr>
+        <w:spacing w:line="240" w:lineRule="auto"/>
+        <w:rPr>
+          <w:rFonts w:ascii="Consolas" w:hAnsi="Consolas" w:cs="Courier New"/>
+        </w:rPr>
+      </w:pPr>
+      <w:r>
+        <w:rPr>
+          <w:rFonts w:ascii="Consolas" w:hAnsi="Consolas" w:cs="Courier New"/>
+        </w:rPr>
+        <w:t xml:space="preserve">      elapsed_days &lt;- </w:t>
+      </w:r>
+      <w:r>
+        <w:rPr>
+          <w:rFonts w:ascii="Consolas" w:hAnsi="Consolas" w:cs="Courier New"/>
+        </w:rPr>
+        <w:t>elapsed_days +</w:t>
+      </w:r>
+    </w:p>
+    <w:p>
+      <w:pPr>
+        <w:spacing w:line="240" w:lineRule="auto"/>
+        <w:rPr>
+          <w:rFonts w:ascii="Consolas" w:hAnsi="Consolas" w:cs="Courier New"/>
+        </w:rPr>
+      </w:pPr>
+      <w:r>
+        <w:rPr>
+          <w:rFonts w:ascii="Consolas" w:hAnsi="Consolas" w:cs="Courier New"/>
+        </w:rPr>
+        <w:t xml:space="preserve">      </w:t>
+      </w:r>
+      <w:r>
+        <w:rPr>
+          <w:rFonts w:ascii="Consolas" w:hAnsi="Consolas" w:cs="Courier New"/>
+        </w:rPr>
+        <w:t>number_days_in_month(current_month, year)</w:t>
+      </w:r>
+    </w:p>
+    <w:p>
+      <w:pPr>
+        <w:spacing w:line="240" w:lineRule="auto"/>
+        <w:rPr>
+          <w:rFonts w:ascii="Consolas" w:hAnsi="Consolas" w:cs="Courier New"/>
+        </w:rPr>
+      </w:pPr>
+      <w:r>
+        <w:rPr>
+          <w:rFonts w:ascii="Consolas" w:hAnsi="Consolas" w:cs="Courier New"/>
+        </w:rPr>
+        <w:t xml:space="preserve">   position_shift &lt;- elapsed_days </w:t>
+      </w:r>
+      <w:r>
+        <w:rPr>
+          <w:rFonts w:ascii="Consolas" w:hAnsi="Consolas" w:cs="Courier New"/>
+        </w:rPr>
+        <w:t>MOD</w:t>
+      </w:r>
+      <w:r>
+        <w:rPr>
+          <w:rFonts w:ascii="Consolas" w:hAnsi="Consolas" w:cs="Courier New"/>
+        </w:rPr>
+        <w:t xml:space="preserve"> 7</w:t>
+      </w:r>
+    </w:p>
+    <w:p>
+      <w:pPr>
+        <w:spacing w:line="240" w:lineRule="auto"/>
+        <w:rPr>
+          <w:rFonts w:ascii="Consolas" w:hAnsi="Consolas" w:cs="Courier New"/>
+        </w:rPr>
+      </w:pPr>
+      <w:r>
+        <w:rPr>
+          <w:rFonts w:ascii="Consolas" w:hAnsi="Consolas" w:cs="Courier New"/>
+        </w:rPr>
+        <w:t xml:space="preserve">   </w:t>
+      </w:r>
+      <w:r>
+        <w:rPr>
+          <w:rFonts w:ascii="Consolas" w:hAnsi="Consolas" w:cs="Courier New"/>
+        </w:rPr>
+        <w:t>beginning</w:t>
+      </w:r>
+      <w:r>
+        <w:rPr>
+          <w:rFonts w:ascii="Consolas" w:hAnsi="Consolas" w:cs="Courier New"/>
+        </w:rPr>
+        <w:t>_day &lt;- 1 + position_shift</w:t>
+      </w:r>
+    </w:p>
+    <w:p>
+      <w:pPr>
+        <w:spacing w:line="240" w:lineRule="auto"/>
+        <w:rPr>
+          <w:rFonts w:ascii="Consolas" w:hAnsi="Consolas" w:cs="Courier New"/>
+        </w:rPr>
+      </w:pPr>
+      <w:r>
+        <w:rPr>
+          <w:rFonts w:ascii="Consolas" w:hAnsi="Consolas" w:cs="Courier New"/>
+        </w:rPr>
+        <w:t xml:space="preserve">   </w:t>
+      </w:r>
+      <w:r>
+        <w:rPr>
+          <w:rFonts w:ascii="Consolas" w:hAnsi="Consolas" w:cs="Courier New"/>
+        </w:rPr>
+        <w:t xml:space="preserve">return beginning_day </w:t>
+      </w:r>
+      <w:r>
+        <w:rPr>
+          <w:rFonts w:ascii="Consolas" w:hAnsi="Consolas" w:cs="Courier New"/>
+        </w:rPr>
+        <w:t>MOD</w:t>
+      </w:r>
+      <w:r>
+        <w:rPr>
+          <w:rFonts w:ascii="Consolas" w:hAnsi="Consolas" w:cs="Courier New"/>
+        </w:rPr>
+        <w:t xml:space="preserve"> 7</w:t>
+      </w:r>
+    </w:p>
+    <w:p>
+      <w:pPr>
+        <w:spacing w:line="240" w:lineRule="auto"/>
+        <w:rPr>
+          <w:rFonts w:ascii="Consolas" w:hAnsi="Consolas" w:cs="Courier New"/>
+        </w:rPr>
+      </w:pPr>
+    </w:p>
+    <w:p>
+      <w:pPr>
+        <w:spacing w:line="240" w:lineRule="auto"/>
+        <w:rPr>
+          <w:rFonts w:cs="Courier New"/>
+        </w:rPr>
+      </w:pPr>
+      <w:r>
+        <w:rPr>
+          <w:rFonts w:cs="Courier New"/>
+        </w:rPr>
+        <w:t>Step 3: Function Flowchart</w:t>
+      </w:r>
+    </w:p>
+    <w:p>
+      <w:pPr>
+        <w:spacing w:line="240" w:lineRule="auto"/>
+        <w:rPr>
+          <w:rFonts w:cs="Courier New"/>
+        </w:rPr>
+      </w:pPr>
+      <w:r>
+        <w:rPr>
+          <w:rFonts w:cs="Courier New"/>
+        </w:rPr>
+        <w:lastRenderedPageBreak/>
+        <w:drawing>
+          <wp:inline distT="0" distB="0" distL="0" distR="0" wp14:anchorId="41C2B43D" wp14:editId="772A47ED">
+            <wp:extent cx="5264150" cy="4806950"/>
+            <wp:effectExtent l="0" t="0" r="0" b="0"/>
+            <wp:docPr id="2008482815" name="Picture 6"/>
+            <wp:cNvGraphicFramePr>
+              <a:graphicFrameLocks xmlns:a="http://schemas.openxmlformats.org/drawingml/2006/main" noChangeAspect="1"/>
+            </wp:cNvGraphicFramePr>
+            <a:graphic xmlns:a="http://schemas.openxmlformats.org/drawingml/2006/main">
+              <a:graphicData uri="http://schemas.openxmlformats.org/drawingml/2006/picture">
+                <pic:pic xmlns:pic="http://schemas.openxmlformats.org/drawingml/2006/picture">
+                  <pic:nvPicPr>
+                    <pic:cNvPr id="0" name="Picture 20"/>
+                    <pic:cNvPicPr>
+                      <a:picLocks noChangeAspect="1" noChangeArrowheads="1"/>
+                    </pic:cNvPicPr>
+                  </pic:nvPicPr>
+                  <pic:blipFill>
+                    <a:blip r:embed="rId6">
+                      <a:extLst>
+                        <a:ext uri="{28A0092B-C50C-407E-A947-70E740481C1C}">
+                          <a14:useLocalDpi xmlns:a14="http://schemas.microsoft.com/office/drawing/2010/main" val="0"/>
+                        </a:ext>
+                      </a:extLst>
+                    </a:blip>
+                    <a:srcRect/>
+                    <a:stretch>
+                      <a:fillRect/>
+                    </a:stretch>
+                  </pic:blipFill>
+                  <pic:spPr bwMode="auto">
+                    <a:xfrm>
+                      <a:off x="0" y="0"/>
+                      <a:ext cx="5264150" cy="4806950"/>
+                    </a:xfrm>
+                    <a:prstGeom prst="rect">
+                      <a:avLst/>
+                    </a:prstGeom>
+                    <a:noFill/>
+                    <a:ln>
+                      <a:noFill/>
+                    </a:ln>
+                  </pic:spPr>
+                </pic:pic>
+              </a:graphicData>
+            </a:graphic>
+          </wp:inline>
+        </w:drawing>
+      </w:r>
+    </w:p>
+    <w:p>
+      <w:pPr>
+        <w:spacing w:line="240" w:lineRule="auto"/>
+        <w:rPr>
+          <w:rFonts w:cs="Courier New"/>
+        </w:rPr>
+      </w:pPr>
+    </w:p>
+    <w:p>
+      <w:pPr>
+        <w:spacing w:line="240" w:lineRule="auto"/>
+        <w:rPr>
+          <w:rFonts w:ascii="Consolas" w:hAnsi="Consolas" w:cs="Courier New"/>
+        </w:rPr>
+      </w:pPr>
+      <w:r>
+        <w:rPr>
+          <w:rFonts w:ascii="Consolas" w:hAnsi="Consolas" w:cs="Courier New"/>
+        </w:rPr>
+        <w:t xml:space="preserve">   </w:t>
+      </w:r>
+    </w:p>
+    <w:p>
+      <w:pPr>
+        <w:spacing w:line="240" w:lineRule="auto"/>
+        <w:rPr>
+          <w:rFonts w:ascii="Consolas" w:hAnsi="Consolas" w:cs="Courier New"/>
+        </w:rPr>
+      </w:pPr>
+      <w:r>
+        <w:rPr>
+          <w:rFonts w:ascii="Consolas" w:hAnsi="Consolas" w:cs="Courier New"/>
+        </w:rPr>
+        <w:t xml:space="preserve">         </w:t>
+      </w:r>
+    </w:p>
+    <w:p>
+      <w:pPr>
+        <w:spacing w:line="240" w:lineRule="auto"/>
+        <w:rPr>
+          <w:rFonts w:ascii="Consolas" w:hAnsi="Consolas" w:cs="Courier New"/>
+        </w:rPr>
+      </w:pPr>
+      <w:r>
+        <w:rPr>
+          <w:rFonts w:ascii="Consolas" w:hAnsi="Consolas" w:cs="Courier New"/>
+        </w:rPr>
+        <w:t xml:space="preserve">         </w:t>
+      </w:r>
+    </w:p>
+    <w:p>
+      <w:pPr>
+        <w:spacing w:line="240" w:lineRule="auto"/>
+        <w:rPr>
+          <w:rFonts w:ascii="Consolas" w:hAnsi="Consolas" w:cs="Courier New"/>
+        </w:rPr>
+      </w:pPr>
+      <w:r>
+        <w:rPr>
+          <w:rFonts w:ascii="Consolas" w:hAnsi="Consolas" w:cs="Courier New"/>
+        </w:rPr>
+        <w:t xml:space="preserve">    </w:t>
       </w:r>
     </w:p>
     <w:p>
